--- a/002-maze-madness/worksheets/extension-builder-challenge-beginner.docx
+++ b/002-maze-madness/worksheets/extension-builder-challenge-beginner.docx
@@ -13,7 +13,7 @@
           <w:b/>
           <w:sz w:val="40"/>
         </w:rPr>
-        <w:t>🏗️ M002 Extension 3 — Build Your Own Maze (Beginner)</w:t>
+        <w:t>🧩 M002 Extension 3 — Builder Challenge</w:t>
       </w:r>
     </w:p>
     <w:p>
@@ -28,7 +28,7 @@
         <w:t>Topic:</w:t>
       </w:r>
       <w:r>
-        <w:t xml:space="preserve"> Make a Maze + Write the Solution · </w:t>
+        <w:t xml:space="preserve"> Build a Maze + Solve It · </w:t>
       </w:r>
       <w:r>
         <w:rPr>
@@ -55,7 +55,7 @@
         <w:t>Time:</w:t>
       </w:r>
       <w:r>
-        <w:t xml:space="preserve"> about 45 minutes</w:t>
+        <w:t xml:space="preserve"> about 30 minutes</w:t>
       </w:r>
     </w:p>
     <w:p>
@@ -64,16 +64,7 @@
         <w:keepLines/>
       </w:pPr>
       <w:r>
-        <w:t xml:space="preserve">This time </w:t>
-      </w:r>
-      <w:r>
-        <w:rPr>
-          <w:b/>
-        </w:rPr>
-        <w:t>you</w:t>
-      </w:r>
-      <w:r>
-        <w:t xml:space="preserve"> are the maze maker! You will build one long maze that goes through </w:t>
+        <w:t xml:space="preserve">You make the maze now. Build a small maze with </w:t>
       </w:r>
       <w:r>
         <w:rPr>
@@ -82,7 +73,7 @@
         <w:t>6 parts</w:t>
       </w:r>
       <w:r>
-        <w:t>, add some pistons and doors, and then write code to get the agent to the end.</w:t>
+        <w:t>. Then write code to reach the end.</w:t>
       </w:r>
     </w:p>
     <w:p>
@@ -91,7 +82,7 @@
         <w:keepLines/>
       </w:pPr>
       <w:r>
-        <w:t xml:space="preserve">Open the </w:t>
+        <w:t xml:space="preserve">Open </w:t>
       </w:r>
       <w:r>
         <w:rPr>
@@ -100,7 +91,7 @@
         <w:t>M002 EXT 3 — Cube World</w:t>
       </w:r>
       <w:r>
-        <w:t xml:space="preserve"> and build inside it. Drive the agent with chat: </w:t>
+        <w:t xml:space="preserve">. Chat: </w:t>
       </w:r>
       <w:r>
         <w:rPr>
@@ -111,7 +102,7 @@
         <w:t>l</w:t>
       </w:r>
       <w:r>
-        <w:t xml:space="preserve"> turns left, </w:t>
+        <w:t xml:space="preserve"> = left, </w:t>
       </w:r>
       <w:r>
         <w:rPr>
@@ -122,7 +113,7 @@
         <w:t>r</w:t>
       </w:r>
       <w:r>
-        <w:t xml:space="preserve"> turns right, </w:t>
+        <w:t xml:space="preserve"> = right, </w:t>
       </w:r>
       <w:r>
         <w:rPr>
@@ -133,7 +124,7 @@
         <w:t>run</w:t>
       </w:r>
       <w:r>
-        <w:t xml:space="preserve"> starts your code, </w:t>
+        <w:t xml:space="preserve"> = go, </w:t>
       </w:r>
       <w:r>
         <w:rPr>
@@ -144,7 +135,7 @@
         <w:t>rl</w:t>
       </w:r>
       <w:r>
-        <w:t xml:space="preserve"> sends the agent back to start.</w:t>
+        <w:t xml:space="preserve"> = back to start.</w:t>
       </w:r>
     </w:p>
     <w:p>
@@ -153,21 +144,7 @@
         <w:keepLines/>
       </w:pPr>
       <w:r>
-        <w:rPr>
-          <w:b/>
-        </w:rPr>
-        <w:t>Your maze needs at least:</w:t>
-      </w:r>
-    </w:p>
-    <w:p>
-      <w:pPr>
-        <w:keepNext/>
-        <w:keepLines/>
-        <w:spacing w:after="60"/>
-        <w:ind w:left="576"/>
-      </w:pPr>
-      <w:r>
-        <w:t xml:space="preserve">•  </w:t>
+        <w:t xml:space="preserve">Your maze needs: </w:t>
       </w:r>
       <w:r>
         <w:rPr>
@@ -176,18 +153,7 @@
         <w:t>2 pistons</w:t>
       </w:r>
       <w:r>
-        <w:t xml:space="preserve"> (open a wall when powered)</w:t>
-      </w:r>
-    </w:p>
-    <w:p>
-      <w:pPr>
-        <w:keepNext/>
-        <w:keepLines/>
-        <w:spacing w:after="60"/>
-        <w:ind w:left="576"/>
-      </w:pPr>
-      <w:r>
-        <w:t xml:space="preserve">•  </w:t>
+        <w:t xml:space="preserve">, </w:t>
       </w:r>
       <w:r>
         <w:rPr>
@@ -196,18 +162,7 @@
         <w:t>2 doors</w:t>
       </w:r>
       <w:r>
-        <w:t xml:space="preserve"> (the agent opens them)</w:t>
-      </w:r>
-    </w:p>
-    <w:p>
-      <w:pPr>
-        <w:keepNext/>
-        <w:keepLines/>
-        <w:spacing w:after="60"/>
-        <w:ind w:left="576"/>
-      </w:pPr>
-      <w:r>
-        <w:t xml:space="preserve">•  </w:t>
+        <w:t xml:space="preserve">, </w:t>
       </w:r>
       <w:r>
         <w:rPr>
@@ -216,29 +171,7 @@
         <w:t>4 AND</w:t>
       </w:r>
       <w:r>
-        <w:t xml:space="preserve"> checks in your code (</w:t>
-      </w:r>
-      <w:r>
-        <w:rPr>
-          <w:rFonts w:ascii="Consolas" w:hAnsi="Consolas" w:cs="Consolas"/>
-          <w:sz w:val="21"/>
-          <w:shd w:val="clear" w:fill="EEEEEE"/>
-        </w:rPr>
-        <w:t>... and ...</w:t>
-      </w:r>
-      <w:r>
-        <w:t>)</w:t>
-      </w:r>
-    </w:p>
-    <w:p>
-      <w:pPr>
-        <w:keepNext/>
-        <w:keepLines/>
-        <w:spacing w:after="60"/>
-        <w:ind w:left="576"/>
-      </w:pPr>
-      <w:r>
-        <w:t xml:space="preserve">•  </w:t>
+        <w:t xml:space="preserve">, </w:t>
       </w:r>
       <w:r>
         <w:rPr>
@@ -247,18 +180,7 @@
         <w:t>1 OR</w:t>
       </w:r>
       <w:r>
-        <w:t xml:space="preserve"> check in your code (</w:t>
-      </w:r>
-      <w:r>
-        <w:rPr>
-          <w:rFonts w:ascii="Consolas" w:hAnsi="Consolas" w:cs="Consolas"/>
-          <w:sz w:val="21"/>
-          <w:shd w:val="clear" w:fill="EEEEEE"/>
-        </w:rPr>
-        <w:t>... or ...</w:t>
-      </w:r>
-      <w:r>
-        <w:t>)</w:t>
+        <w:t>.</w:t>
       </w:r>
     </w:p>
     <w:p>
@@ -274,7 +196,7 @@
           <w:color w:val="1A4D2E"/>
           <w:sz w:val="30"/>
         </w:rPr>
-        <w:t>1 · Plan Your 6 Parts 🗺️</w:t>
+        <w:t>1 · Plan 6 Parts 🗺️</w:t>
       </w:r>
     </w:p>
     <w:p>
@@ -283,31 +205,7 @@
         <w:keepLines/>
       </w:pPr>
       <w:r>
-        <w:t xml:space="preserve">Your maze has </w:t>
-      </w:r>
-      <w:r>
-        <w:rPr>
-          <w:b/>
-        </w:rPr>
-        <w:t>6 parts</w:t>
-      </w:r>
-      <w:r>
-        <w:t xml:space="preserve"> in a row. The agent finishes one part and walks into the next.</w:t>
-      </w:r>
-    </w:p>
-    <w:p>
-      <w:pPr>
-        <w:keepNext/>
-        <w:keepLines/>
-      </w:pPr>
-      <w:r>
-        <w:rPr>
-          <w:b/>
-        </w:rPr>
-        <w:t>Draw or write what each part has.</w:t>
-      </w:r>
-      <w:r>
-        <w:t xml:space="preserve"> Easy idea: part = one room with one turn, one door, or one piston.</w:t>
+        <w:t>Write one thing for each part. A turn, a door, or a piston.</w:t>
       </w:r>
     </w:p>
     <w:p>
@@ -442,45 +340,6 @@
     <w:p>
       <w:pPr>
         <w:spacing w:after="0" w:before="0" w:line="520" w:lineRule="exact"/>
-        <w:keepNext/>
-        <w:keepLines/>
-        <w:pBdr>
-          <w:bottom w:val="single" w:sz="6" w:space="1" w:color="C9C9C9"/>
-        </w:pBdr>
-      </w:pPr>
-      <w:r>
-        <w:t xml:space="preserve"> </w:t>
-      </w:r>
-    </w:p>
-    <w:p>
-      <w:pPr>
-        <w:spacing w:after="0" w:before="0" w:line="520" w:lineRule="exact"/>
-        <w:keepNext/>
-        <w:keepLines/>
-        <w:pBdr>
-          <w:bottom w:val="single" w:sz="6" w:space="1" w:color="C9C9C9"/>
-        </w:pBdr>
-      </w:pPr>
-      <w:r>
-        <w:t xml:space="preserve"> </w:t>
-      </w:r>
-    </w:p>
-    <w:p>
-      <w:pPr>
-        <w:spacing w:after="0" w:before="0" w:line="520" w:lineRule="exact"/>
-        <w:keepNext/>
-        <w:keepLines/>
-        <w:pBdr>
-          <w:bottom w:val="single" w:sz="6" w:space="1" w:color="C9C9C9"/>
-        </w:pBdr>
-      </w:pPr>
-      <w:r>
-        <w:t xml:space="preserve"> </w:t>
-      </w:r>
-    </w:p>
-    <w:p>
-      <w:pPr>
-        <w:spacing w:after="0" w:before="0" w:line="520" w:lineRule="exact"/>
         <w:keepNext w:val="0"/>
         <w:keepLines/>
         <w:pBdr>
@@ -497,23 +356,7 @@
         <w:keepLines/>
       </w:pPr>
       <w:r>
-        <w:rPr>
-          <w:b/>
-        </w:rPr>
-        <w:t>Which 2 parts will have a piston? Which 2 will have a door?</w:t>
-      </w:r>
-    </w:p>
-    <w:p>
-      <w:pPr>
-        <w:spacing w:after="0" w:before="0" w:line="520" w:lineRule="exact"/>
-        <w:keepNext/>
-        <w:keepLines/>
-        <w:pBdr>
-          <w:bottom w:val="single" w:sz="6" w:space="1" w:color="C9C9C9"/>
-        </w:pBdr>
-      </w:pPr>
-      <w:r>
-        <w:t xml:space="preserve"> </w:t>
+        <w:t>Which 2 parts get a piston? Which 2 get a door?</w:t>
       </w:r>
     </w:p>
     <w:p>
@@ -577,7 +420,7 @@
         <w:keepLines/>
       </w:pPr>
       <w:r>
-        <w:t>Build your maze in the world. Walk it yourself first to make sure you can reach the end. Check off each part as you build it.</w:t>
+        <w:t>Build it. Walk it yourself first. Tick each box.</w:t>
       </w:r>
     </w:p>
     <w:p>
@@ -637,7 +480,7 @@
           <w:i/>
           <w:color w:val="444444"/>
         </w:rPr>
-        <w:t>☐ A START block and a GOAL block</w:t>
+        <w:t>☐ START block   ☐ GOAL block</w:t>
       </w:r>
     </w:p>
     <w:p>
@@ -653,7 +496,7 @@
           <w:color w:val="1A4D2E"/>
           <w:sz w:val="30"/>
         </w:rPr>
-        <w:t>3 · AND means BOTH · OR means EITHER 🔍</w:t>
+        <w:t>3 · AND · OR 🔍</w:t>
       </w:r>
     </w:p>
     <w:p>
@@ -668,16 +511,7 @@
         <w:t>AND</w:t>
       </w:r>
       <w:r>
-        <w:t xml:space="preserve"> is true only when </w:t>
-      </w:r>
-      <w:r>
-        <w:rPr>
-          <w:b/>
-        </w:rPr>
-        <w:t>both</w:t>
-      </w:r>
-      <w:r>
-        <w:t xml:space="preserve"> things are true. </w:t>
+        <w:t xml:space="preserve"> = both true. </w:t>
       </w:r>
       <w:r>
         <w:rPr>
@@ -686,16 +520,7 @@
         <w:t>OR</w:t>
       </w:r>
       <w:r>
-        <w:t xml:space="preserve"> is true when </w:t>
-      </w:r>
-      <w:r>
-        <w:rPr>
-          <w:b/>
-        </w:rPr>
-        <w:t>at least one</w:t>
-      </w:r>
-      <w:r>
-        <w:t xml:space="preserve"> is true.</w:t>
+        <w:t xml:space="preserve"> = one true.</w:t>
       </w:r>
     </w:p>
     <w:p>
@@ -722,85 +547,7 @@
         <w:keepLines/>
       </w:pPr>
       <w:r>
-        <w:rPr>
-          <w:b/>
-        </w:rPr>
-        <w:t>There is a block on the left, but NOT redstone ahead. Does it turn? Circle one:</w:t>
-      </w:r>
-      <w:r>
-        <w:t xml:space="preserve"> yes · no</w:t>
-      </w:r>
-    </w:p>
-    <w:p>
-      <w:pPr>
-        <w:spacing w:after="0" w:before="0" w:line="520" w:lineRule="exact"/>
-        <w:keepNext/>
-        <w:keepLines/>
-        <w:pBdr>
-          <w:bottom w:val="single" w:sz="6" w:space="1" w:color="C9C9C9"/>
-        </w:pBdr>
-      </w:pPr>
-      <w:r>
-        <w:t xml:space="preserve"> </w:t>
-      </w:r>
-    </w:p>
-    <w:p>
-      <w:pPr>
-        <w:spacing w:after="0" w:before="0" w:line="520" w:lineRule="exact"/>
-        <w:keepNext/>
-        <w:keepLines/>
-        <w:pBdr>
-          <w:bottom w:val="single" w:sz="6" w:space="1" w:color="C9C9C9"/>
-        </w:pBdr>
-      </w:pPr>
-      <w:r>
-        <w:t xml:space="preserve"> </w:t>
-      </w:r>
-    </w:p>
-    <w:p>
-      <w:pPr>
-        <w:spacing w:after="0" w:before="0" w:line="520" w:lineRule="exact"/>
-        <w:keepNext w:val="0"/>
-        <w:keepLines/>
-        <w:pBdr>
-          <w:bottom w:val="single" w:sz="6" w:space="1" w:color="C9C9C9"/>
-        </w:pBdr>
-      </w:pPr>
-      <w:r>
-        <w:t xml:space="preserve"> </w:t>
-      </w:r>
-    </w:p>
-    <w:p>
-      <w:pPr>
-        <w:spacing w:before="40" w:after="160"/>
-        <w:ind w:left="288"/>
-        <w:keepNext/>
-        <w:keepLines/>
-        <w:shd w:val="clear" w:fill="F4F4F4"/>
-      </w:pPr>
-      <w:r>
-        <w:rPr>
-          <w:rFonts w:ascii="Consolas" w:hAnsi="Consolas" w:cs="Consolas"/>
-          <w:sz w:val="21"/>
-        </w:rPr>
-        <w:t>if block ahead OR redstone on right:</w:t>
-        <w:br/>
-        <w:t xml:space="preserve">    open it</w:t>
-      </w:r>
-    </w:p>
-    <w:p>
-      <w:pPr>
-        <w:keepNext/>
-        <w:keepLines/>
-      </w:pPr>
-      <w:r>
-        <w:rPr>
-          <w:b/>
-        </w:rPr>
-        <w:t>There is a block ahead, but NO redstone on the right. Does it open it? Circle one:</w:t>
-      </w:r>
-      <w:r>
-        <w:t xml:space="preserve"> yes · no</w:t>
+        <w:t>Block on left, but NO redstone ahead. Does it turn? Circle: yes · no</w:t>
       </w:r>
     </w:p>
     <w:p>
@@ -855,7 +602,7 @@
           <w:color w:val="1A4D2E"/>
           <w:sz w:val="30"/>
         </w:rPr>
-        <w:t>4 · Write the Solution 💻</w:t>
+        <w:t>4 · Test and Show 📸</w:t>
       </w:r>
     </w:p>
     <w:p>
@@ -864,59 +611,38 @@
         <w:keepLines/>
       </w:pPr>
       <w:r>
-        <w:t xml:space="preserve">Fill in the code to get the agent through your maze. Use a loop so it checks every step. You need </w:t>
+        <w:t xml:space="preserve">Type </w:t>
+      </w:r>
+      <w:r>
+        <w:rPr>
+          <w:rFonts w:ascii="Consolas" w:hAnsi="Consolas" w:cs="Consolas"/>
+          <w:sz w:val="21"/>
+          <w:shd w:val="clear" w:fill="EEEEEE"/>
+        </w:rPr>
+        <w:t>run</w:t>
+      </w:r>
+      <w:r>
+        <w:t xml:space="preserve">. If it stops, fix it, run again. Use </w:t>
+      </w:r>
+      <w:r>
+        <w:rPr>
+          <w:rFonts w:ascii="Consolas" w:hAnsi="Consolas" w:cs="Consolas"/>
+          <w:sz w:val="21"/>
+          <w:shd w:val="clear" w:fill="EEEEEE"/>
+        </w:rPr>
+        <w:t>rl</w:t>
+      </w:r>
+      <w:r>
+        <w:t xml:space="preserve"> to go back. Keep going until the agent hits the </w:t>
       </w:r>
       <w:r>
         <w:rPr>
           <w:b/>
         </w:rPr>
-        <w:t>4 AND</w:t>
+        <w:t>GOAL</w:t>
       </w:r>
       <w:r>
-        <w:t xml:space="preserve"> checks and </w:t>
-      </w:r>
-      <w:r>
-        <w:rPr>
-          <w:b/>
-        </w:rPr>
-        <w:t>1 OR</w:t>
-      </w:r>
-      <w:r>
-        <w:t xml:space="preserve"> check in total.</w:t>
-      </w:r>
-    </w:p>
-    <w:p>
-      <w:pPr>
-        <w:spacing w:before="40" w:after="160"/>
-        <w:ind w:left="288"/>
-        <w:keepNext/>
-        <w:keepLines/>
-        <w:shd w:val="clear" w:fill="F4F4F4"/>
-      </w:pPr>
-      <w:r>
-        <w:rPr>
-          <w:rFonts w:ascii="Consolas" w:hAnsi="Consolas" w:cs="Consolas"/>
-          <w:sz w:val="21"/>
-        </w:rPr>
-        <w:t>while True:</w:t>
-        <w:br/>
-        <w:t xml:space="preserve">    agent.move(FORWARD, 1)</w:t>
-        <w:br/>
-        <w:br/>
-        <w:t xml:space="preserve">    # turn only when BOTH are true  (AND)</w:t>
-        <w:br/>
-        <w:t xml:space="preserve">    if agent.detect(BLOCK, LEFT) and agent.detect(REDSTONE, AHEAD):</w:t>
-        <w:br/>
-        <w:t xml:space="preserve">        agent.turn(LEFT_TURN)</w:t>
-        <w:br/>
-        <w:br/>
-        <w:t xml:space="preserve">    # a door OR a piston gate  (OR)</w:t>
-        <w:br/>
-        <w:t xml:space="preserve">    elif agent.detect(BLOCK, AHEAD) or agent.detect(REDSTONE, RIGHT):</w:t>
-        <w:br/>
-        <w:t xml:space="preserve">        agent.interact(AHEAD)</w:t>
-        <w:br/>
-        <w:t xml:space="preserve">        agent.move(FORWARD, 1)</w:t>
+        <w:t>.</w:t>
       </w:r>
     </w:p>
     <w:p>
@@ -925,35 +651,37 @@
         <w:keepLines/>
       </w:pPr>
       <w:r>
-        <w:rPr>
-          <w:b/>
-        </w:rPr>
-        <w:t>Write your own checks for your maze here.</w:t>
+        <w:t>Send a photo OR video of the agent at the goal. Write 2 sentences with these starters.</w:t>
       </w:r>
-      <w:r>
-        <w:t xml:space="preserve"> Put </w:t>
-      </w:r>
+    </w:p>
+    <w:p>
+      <w:pPr>
+        <w:keepNext/>
+        <w:keepLines/>
+        <w:spacing w:after="60"/>
+        <w:ind w:left="504"/>
+      </w:pPr>
       <w:r>
         <w:rPr>
-          <w:rFonts w:ascii="Consolas" w:hAnsi="Consolas" w:cs="Consolas"/>
-          <w:sz w:val="21"/>
-          <w:shd w:val="clear" w:fill="EEEEEE"/>
+          <w:i/>
+          <w:color w:val="444444"/>
         </w:rPr>
-        <w:t># AND</w:t>
+        <w:t>My maze has 6 parts. The hardest part was …</w:t>
       </w:r>
-      <w:r>
-        <w:t xml:space="preserve"> or </w:t>
-      </w:r>
+    </w:p>
+    <w:p>
+      <w:pPr>
+        <w:keepNext/>
+        <w:keepLines/>
+        <w:spacing w:after="60"/>
+        <w:ind w:left="504"/>
+      </w:pPr>
       <w:r>
         <w:rPr>
-          <w:rFonts w:ascii="Consolas" w:hAnsi="Consolas" w:cs="Consolas"/>
-          <w:sz w:val="21"/>
-          <w:shd w:val="clear" w:fill="EEEEEE"/>
+          <w:i/>
+          <w:color w:val="444444"/>
         </w:rPr>
-        <w:t># OR</w:t>
-      </w:r>
-      <w:r>
-        <w:t xml:space="preserve"> next to each one.</w:t>
+        <w:t>I used AND to … and OR to …</w:t>
       </w:r>
     </w:p>
     <w:p>
@@ -980,487 +708,6 @@
       </w:pPr>
       <w:r>
         <w:t xml:space="preserve"> </w:t>
-      </w:r>
-    </w:p>
-    <w:p>
-      <w:pPr>
-        <w:spacing w:after="0" w:before="0" w:line="520" w:lineRule="exact"/>
-        <w:keepNext/>
-        <w:keepLines/>
-        <w:pBdr>
-          <w:bottom w:val="single" w:sz="6" w:space="1" w:color="C9C9C9"/>
-        </w:pBdr>
-      </w:pPr>
-      <w:r>
-        <w:t xml:space="preserve"> </w:t>
-      </w:r>
-    </w:p>
-    <w:p>
-      <w:pPr>
-        <w:spacing w:after="0" w:before="0" w:line="520" w:lineRule="exact"/>
-        <w:keepNext/>
-        <w:keepLines/>
-        <w:pBdr>
-          <w:bottom w:val="single" w:sz="6" w:space="1" w:color="C9C9C9"/>
-        </w:pBdr>
-      </w:pPr>
-      <w:r>
-        <w:t xml:space="preserve"> </w:t>
-      </w:r>
-    </w:p>
-    <w:p>
-      <w:pPr>
-        <w:spacing w:after="0" w:before="0" w:line="520" w:lineRule="exact"/>
-        <w:keepNext/>
-        <w:keepLines/>
-        <w:pBdr>
-          <w:bottom w:val="single" w:sz="6" w:space="1" w:color="C9C9C9"/>
-        </w:pBdr>
-      </w:pPr>
-      <w:r>
-        <w:t xml:space="preserve"> </w:t>
-      </w:r>
-    </w:p>
-    <w:p>
-      <w:pPr>
-        <w:spacing w:after="0" w:before="0" w:line="520" w:lineRule="exact"/>
-        <w:keepNext/>
-        <w:keepLines/>
-        <w:pBdr>
-          <w:bottom w:val="single" w:sz="6" w:space="1" w:color="C9C9C9"/>
-        </w:pBdr>
-      </w:pPr>
-      <w:r>
-        <w:t xml:space="preserve"> </w:t>
-      </w:r>
-    </w:p>
-    <w:p>
-      <w:pPr>
-        <w:spacing w:after="0" w:before="0" w:line="520" w:lineRule="exact"/>
-        <w:keepNext/>
-        <w:keepLines/>
-        <w:pBdr>
-          <w:bottom w:val="single" w:sz="6" w:space="1" w:color="C9C9C9"/>
-        </w:pBdr>
-      </w:pPr>
-      <w:r>
-        <w:t xml:space="preserve"> </w:t>
-      </w:r>
-    </w:p>
-    <w:p>
-      <w:pPr>
-        <w:spacing w:after="0" w:before="0" w:line="520" w:lineRule="exact"/>
-        <w:keepNext/>
-        <w:keepLines/>
-        <w:pBdr>
-          <w:bottom w:val="single" w:sz="6" w:space="1" w:color="C9C9C9"/>
-        </w:pBdr>
-      </w:pPr>
-      <w:r>
-        <w:t xml:space="preserve"> </w:t>
-      </w:r>
-    </w:p>
-    <w:p>
-      <w:pPr>
-        <w:spacing w:after="0" w:before="0" w:line="520" w:lineRule="exact"/>
-        <w:keepNext w:val="0"/>
-        <w:keepLines/>
-        <w:pBdr>
-          <w:bottom w:val="single" w:sz="6" w:space="1" w:color="C9C9C9"/>
-        </w:pBdr>
-      </w:pPr>
-      <w:r>
-        <w:t xml:space="preserve"> </w:t>
-      </w:r>
-    </w:p>
-    <w:p>
-      <w:pPr>
-        <w:keepNext/>
-        <w:keepLines/>
-      </w:pPr>
-      <w:r>
-        <w:rPr>
-          <w:b/>
-        </w:rPr>
-        <w:t>How many AND checks did you write? How many OR checks?</w:t>
-      </w:r>
-    </w:p>
-    <w:p>
-      <w:pPr>
-        <w:spacing w:after="0" w:before="0" w:line="520" w:lineRule="exact"/>
-        <w:keepNext/>
-        <w:keepLines/>
-        <w:pBdr>
-          <w:bottom w:val="single" w:sz="6" w:space="1" w:color="C9C9C9"/>
-        </w:pBdr>
-      </w:pPr>
-      <w:r>
-        <w:t xml:space="preserve"> </w:t>
-      </w:r>
-    </w:p>
-    <w:p>
-      <w:pPr>
-        <w:spacing w:after="0" w:before="0" w:line="520" w:lineRule="exact"/>
-        <w:keepNext/>
-        <w:keepLines/>
-        <w:pBdr>
-          <w:bottom w:val="single" w:sz="6" w:space="1" w:color="C9C9C9"/>
-        </w:pBdr>
-      </w:pPr>
-      <w:r>
-        <w:t xml:space="preserve"> </w:t>
-      </w:r>
-    </w:p>
-    <w:p>
-      <w:pPr>
-        <w:spacing w:after="0" w:before="0" w:line="520" w:lineRule="exact"/>
-        <w:keepNext w:val="0"/>
-        <w:keepLines/>
-        <w:pBdr>
-          <w:bottom w:val="single" w:sz="6" w:space="1" w:color="C9C9C9"/>
-        </w:pBdr>
-      </w:pPr>
-      <w:r>
-        <w:t xml:space="preserve"> </w:t>
-      </w:r>
-    </w:p>
-    <w:p>
-      <w:pPr>
-        <w:keepNext/>
-        <w:keepLines/>
-        <w:pageBreakBefore/>
-        <w:spacing w:before="40" w:after="120"/>
-      </w:pPr>
-      <w:r>
-        <w:rPr>
-          <w:b/>
-          <w:color w:val="1A4D2E"/>
-          <w:sz w:val="30"/>
-        </w:rPr>
-        <w:t>5 · Test It and Finish 📸</w:t>
-      </w:r>
-    </w:p>
-    <w:p>
-      <w:pPr>
-        <w:keepNext/>
-        <w:keepLines/>
-      </w:pPr>
-      <w:r>
-        <w:t xml:space="preserve">Type </w:t>
-      </w:r>
-      <w:r>
-        <w:rPr>
-          <w:rFonts w:ascii="Consolas" w:hAnsi="Consolas" w:cs="Consolas"/>
-          <w:sz w:val="21"/>
-          <w:shd w:val="clear" w:fill="EEEEEE"/>
-        </w:rPr>
-        <w:t>run</w:t>
-      </w:r>
-      <w:r>
-        <w:t xml:space="preserve"> and watch the agent. If it gets stuck, fix it and run again. Use </w:t>
-      </w:r>
-      <w:r>
-        <w:rPr>
-          <w:rFonts w:ascii="Consolas" w:hAnsi="Consolas" w:cs="Consolas"/>
-          <w:sz w:val="21"/>
-          <w:shd w:val="clear" w:fill="EEEEEE"/>
-        </w:rPr>
-        <w:t>rl</w:t>
-      </w:r>
-      <w:r>
-        <w:t xml:space="preserve"> to send it back to start. Keep going until the agent reaches the </w:t>
-      </w:r>
-      <w:r>
-        <w:rPr>
-          <w:b/>
-        </w:rPr>
-        <w:t>GOAL</w:t>
-      </w:r>
-      <w:r>
-        <w:t xml:space="preserve"> on its own.</w:t>
-      </w:r>
-    </w:p>
-    <w:p>
-      <w:pPr>
-        <w:keepNext/>
-        <w:keepLines/>
-      </w:pPr>
-      <w:r>
-        <w:t>When it finishes, send a photo or video of the agent at the goal and explain. Use these sentence starters — write 2 or 3 sentences.</w:t>
-      </w:r>
-    </w:p>
-    <w:p>
-      <w:pPr>
-        <w:keepNext/>
-        <w:keepLines/>
-        <w:spacing w:after="60"/>
-        <w:ind w:left="504"/>
-      </w:pPr>
-      <w:r>
-        <w:rPr>
-          <w:i/>
-          <w:color w:val="444444"/>
-        </w:rPr>
-        <w:t>My maze has 6 parts. The hardest part to build was …</w:t>
-      </w:r>
-    </w:p>
-    <w:p>
-      <w:pPr>
-        <w:keepNext/>
-        <w:keepLines/>
-        <w:spacing w:after="60"/>
-        <w:ind w:left="504"/>
-      </w:pPr>
-      <w:r>
-        <w:rPr>
-          <w:i/>
-          <w:color w:val="444444"/>
-        </w:rPr>
-        <w:t>I put my pistons in … and my doors in …</w:t>
-      </w:r>
-    </w:p>
-    <w:p>
-      <w:pPr>
-        <w:keepNext/>
-        <w:keepLines/>
-        <w:spacing w:after="60"/>
-        <w:ind w:left="504"/>
-      </w:pPr>
-      <w:r>
-        <w:rPr>
-          <w:i/>
-          <w:color w:val="444444"/>
-        </w:rPr>
-        <w:t>I used AND to make the agent … and OR to …</w:t>
-      </w:r>
-    </w:p>
-    <w:p>
-      <w:pPr>
-        <w:spacing w:after="0" w:before="0" w:line="520" w:lineRule="exact"/>
-        <w:keepNext/>
-        <w:keepLines/>
-        <w:pBdr>
-          <w:bottom w:val="single" w:sz="6" w:space="1" w:color="C9C9C9"/>
-        </w:pBdr>
-      </w:pPr>
-      <w:r>
-        <w:t xml:space="preserve"> </w:t>
-      </w:r>
-    </w:p>
-    <w:p>
-      <w:pPr>
-        <w:spacing w:after="0" w:before="0" w:line="520" w:lineRule="exact"/>
-        <w:keepNext/>
-        <w:keepLines/>
-        <w:pBdr>
-          <w:bottom w:val="single" w:sz="6" w:space="1" w:color="C9C9C9"/>
-        </w:pBdr>
-      </w:pPr>
-      <w:r>
-        <w:t xml:space="preserve"> </w:t>
-      </w:r>
-    </w:p>
-    <w:p>
-      <w:pPr>
-        <w:spacing w:after="0" w:before="0" w:line="520" w:lineRule="exact"/>
-        <w:keepNext/>
-        <w:keepLines/>
-        <w:pBdr>
-          <w:bottom w:val="single" w:sz="6" w:space="1" w:color="C9C9C9"/>
-        </w:pBdr>
-      </w:pPr>
-      <w:r>
-        <w:t xml:space="preserve"> </w:t>
-      </w:r>
-    </w:p>
-    <w:p>
-      <w:pPr>
-        <w:spacing w:after="0" w:before="0" w:line="520" w:lineRule="exact"/>
-        <w:keepNext/>
-        <w:keepLines/>
-        <w:pBdr>
-          <w:bottom w:val="single" w:sz="6" w:space="1" w:color="C9C9C9"/>
-        </w:pBdr>
-      </w:pPr>
-      <w:r>
-        <w:t xml:space="preserve"> </w:t>
-      </w:r>
-    </w:p>
-    <w:p>
-      <w:pPr>
-        <w:spacing w:after="0" w:before="0" w:line="520" w:lineRule="exact"/>
-        <w:keepNext/>
-        <w:keepLines/>
-        <w:pBdr>
-          <w:bottom w:val="single" w:sz="6" w:space="1" w:color="C9C9C9"/>
-        </w:pBdr>
-      </w:pPr>
-      <w:r>
-        <w:t xml:space="preserve"> </w:t>
-      </w:r>
-    </w:p>
-    <w:p>
-      <w:pPr>
-        <w:spacing w:after="0" w:before="0" w:line="520" w:lineRule="exact"/>
-        <w:keepNext/>
-        <w:keepLines/>
-        <w:pBdr>
-          <w:bottom w:val="single" w:sz="6" w:space="1" w:color="C9C9C9"/>
-        </w:pBdr>
-      </w:pPr>
-      <w:r>
-        <w:t xml:space="preserve"> </w:t>
-      </w:r>
-    </w:p>
-    <w:p>
-      <w:pPr>
-        <w:spacing w:after="0" w:before="0" w:line="520" w:lineRule="exact"/>
-        <w:keepNext w:val="0"/>
-        <w:keepLines/>
-        <w:pBdr>
-          <w:bottom w:val="single" w:sz="6" w:space="1" w:color="C9C9C9"/>
-        </w:pBdr>
-      </w:pPr>
-      <w:r>
-        <w:t xml:space="preserve"> </w:t>
-      </w:r>
-    </w:p>
-    <w:p>
-      <w:pPr>
-        <w:keepNext/>
-        <w:keepLines/>
-        <w:pageBreakBefore/>
-        <w:spacing w:before="40" w:after="120"/>
-      </w:pPr>
-      <w:r>
-        <w:rPr>
-          <w:b/>
-          <w:color w:val="1A4D2E"/>
-          <w:sz w:val="30"/>
-        </w:rPr>
-        <w:t>6 · Present Your Maze 🎥</w:t>
-      </w:r>
-    </w:p>
-    <w:p>
-      <w:pPr>
-        <w:keepNext/>
-        <w:keepLines/>
-      </w:pPr>
-      <w:r>
-        <w:t xml:space="preserve">Take a video on your phone (or a parent's phone) and show off </w:t>
-      </w:r>
-      <w:r>
-        <w:rPr>
-          <w:b/>
-        </w:rPr>
-        <w:t>your</w:t>
-      </w:r>
-      <w:r>
-        <w:t xml:space="preserve"> maze like a game designer. Try to use these words: </w:t>
-      </w:r>
-      <w:r>
-        <w:rPr>
-          <w:b/>
-        </w:rPr>
-        <w:t>part</w:t>
-      </w:r>
-      <w:r>
-        <w:t xml:space="preserve">, </w:t>
-      </w:r>
-      <w:r>
-        <w:rPr>
-          <w:b/>
-        </w:rPr>
-        <w:t>piston</w:t>
-      </w:r>
-      <w:r>
-        <w:t xml:space="preserve">, </w:t>
-      </w:r>
-      <w:r>
-        <w:rPr>
-          <w:b/>
-        </w:rPr>
-        <w:t>door</w:t>
-      </w:r>
-      <w:r>
-        <w:t xml:space="preserve">, </w:t>
-      </w:r>
-      <w:r>
-        <w:rPr>
-          <w:b/>
-        </w:rPr>
-        <w:t>AND</w:t>
-      </w:r>
-      <w:r>
-        <w:t xml:space="preserve">, </w:t>
-      </w:r>
-      <w:r>
-        <w:rPr>
-          <w:b/>
-        </w:rPr>
-        <w:t>OR</w:t>
-      </w:r>
-      <w:r>
-        <w:t>.</w:t>
-      </w:r>
-    </w:p>
-    <w:p>
-      <w:pPr>
-        <w:keepNext/>
-        <w:keepLines/>
-        <w:spacing w:after="60"/>
-        <w:ind w:left="864"/>
-      </w:pPr>
-      <w:r>
-        <w:t>1.  Show the whole maze and point out the 6 parts.</w:t>
-      </w:r>
-    </w:p>
-    <w:p>
-      <w:pPr>
-        <w:keepNext/>
-        <w:keepLines/>
-        <w:spacing w:after="60"/>
-        <w:ind w:left="864"/>
-      </w:pPr>
-      <w:r>
-        <w:t>2.  Show each piston and each door.</w:t>
-      </w:r>
-    </w:p>
-    <w:p>
-      <w:pPr>
-        <w:keepNext/>
-        <w:keepLines/>
-        <w:spacing w:after="60"/>
-        <w:ind w:left="864"/>
-      </w:pPr>
-      <w:r>
-        <w:t xml:space="preserve">3.  Type </w:t>
-      </w:r>
-      <w:r>
-        <w:rPr>
-          <w:rFonts w:ascii="Consolas" w:hAnsi="Consolas" w:cs="Consolas"/>
-          <w:sz w:val="21"/>
-          <w:shd w:val="clear" w:fill="EEEEEE"/>
-        </w:rPr>
-        <w:t>run</w:t>
-      </w:r>
-      <w:r>
-        <w:t xml:space="preserve"> and let the agent reach the goal.</w:t>
-      </w:r>
-    </w:p>
-    <w:p>
-      <w:pPr>
-        <w:keepNext/>
-        <w:keepLines/>
-      </w:pPr>
-      <w:r>
-        <w:rPr>
-          <w:b/>
-        </w:rPr>
-        <w:t>Write what you will say in your video.</w:t>
-      </w:r>
-      <w:r>
-        <w:t xml:space="preserve"> You can read from it while filming.</w:t>
       </w:r>
     </w:p>
     <w:p>
